--- a/Resumen del Proyecto CodeChef.docx
+++ b/Resumen del Proyecto CodeChef.docx
@@ -4,20 +4,47 @@
   <w:body>
     <w:p>
       <w:pPr>
-        <w:jc w:val="center"/>
         <w:rPr>
           <w:rFonts w:ascii="Arial Black" w:hAnsi="Arial Black"/>
           <w:sz w:val="24"/>
           <w:szCs w:val="24"/>
         </w:rPr>
       </w:pPr>
-      <w:r>
+    </w:p>
+    <w:p>
+      <w:pPr>
+        <w:jc w:val="center"/>
         <w:rPr>
           <w:rFonts w:ascii="Arial Black" w:hAnsi="Arial Black"/>
           <w:sz w:val="24"/>
           <w:szCs w:val="24"/>
         </w:rPr>
-        <w:t xml:space="preserve">Resumen del Proyecto CodeChef </w:t>
+      </w:pPr>
+      <w:r>
+        <w:rPr>
+          <w:rFonts w:ascii="Arial Black" w:hAnsi="Arial Black"/>
+          <w:sz w:val="24"/>
+          <w:szCs w:val="24"/>
+        </w:rPr>
+        <w:t xml:space="preserve">Resumen del Proyecto </w:t>
+      </w:r>
+      <w:proofErr w:type="spellStart"/>
+      <w:r>
+        <w:rPr>
+          <w:rFonts w:ascii="Arial Black" w:hAnsi="Arial Black"/>
+          <w:sz w:val="24"/>
+          <w:szCs w:val="24"/>
+        </w:rPr>
+        <w:t>CodeChef</w:t>
+      </w:r>
+      <w:proofErr w:type="spellEnd"/>
+      <w:r>
+        <w:rPr>
+          <w:rFonts w:ascii="Arial Black" w:hAnsi="Arial Black"/>
+          <w:sz w:val="24"/>
+          <w:szCs w:val="24"/>
+        </w:rPr>
+        <w:t xml:space="preserve"> </w:t>
       </w:r>
     </w:p>
     <w:p>
@@ -93,13 +120,7 @@
     </w:p>
     <w:p>
       <w:r>
-        <w:t xml:space="preserve">En la tercera semana se construyó la escena KitchenScene usando el Universal Render Pipeline. Se ensamblaron todos los elementos de la cocina con primitivos geométricos, se aplicaron materiales de color personalizados, se configuró la iluminación cálida con Point Lights y se posicionó el robot chef frente al mesón con la cámara en ángulo </w:t>
-      </w:r>
-      <w:r>
-        <w:t>cinemático</w:t>
-      </w:r>
-      <w:r>
-        <w:t>.</w:t>
+        <w:t>En la tercera semana se construyó la escena KitchenScene usando el Universal Render Pipeline. Se ensamblaron todos los elementos de la cocina con primitivos geométricos, se aplicaron materiales de color personalizados, se configuró la iluminación cálida con Point Lights y se posicionó el robot chef frente al mesón con la cámara en ángulo cinemático.</w:t>
       </w:r>
     </w:p>
     <w:p>
@@ -119,15 +140,7 @@
     </w:p>
     <w:p>
       <w:r>
-        <w:t xml:space="preserve">En la cuarta semana se desarrolló el componente interactivo de la escena. Se implementó el sistema de animaciones del robot con el Animator </w:t>
-      </w:r>
-      <w:proofErr w:type="spellStart"/>
-      <w:r>
-        <w:t>Controller</w:t>
-      </w:r>
-      <w:proofErr w:type="spellEnd"/>
-      <w:r>
-        <w:t xml:space="preserve"> y la State Machine, creando los clips CHEF_IDLE, Chef_Cooking y Chef_Celebrate. Se configuraron los scripts ChefController y ChefDialogue que hacen que el robot muestre mensajes educativos cada 3 segundos y reaccione en tiempo real a los eventos del proyecto.</w:t>
+        <w:t>En la cuarta semana se desarrolló el componente interactivo de la escena. Se implementó el sistema de animaciones del robot con el Animator Controller y la State Machine, creando los clips CHEF_IDLE, Chef_Cooking y Chef_Celebrate. Se configuraron los scripts ChefController y ChefDialogue que hacen que el robot muestre mensajes educativos cada 3 segundos y reaccione en tiempo real a los eventos del proyecto.</w:t>
       </w:r>
     </w:p>
     <w:p>
@@ -167,13 +180,7 @@
     </w:p>
     <w:p>
       <w:r>
-        <w:t xml:space="preserve">En la sexta y última semana se implementaron tres eventos interactivos que enriquecieron la experiencia del usuario. El primer evento fue el OnClick de los botones del minijuego que conecta la respuesta del estudiante con el movimiento del robot. El segundo evento fue el </w:t>
-      </w:r>
-      <w:r>
-        <w:t>e</w:t>
-      </w:r>
-      <w:r>
-        <w:t xml:space="preserve">vento </w:t>
+        <w:t xml:space="preserve">En la sexta y última semana se implementaron tres eventos interactivos que enriquecieron la experiencia del usuario. El primer evento fue el OnClick de los botones del minijuego que conecta la respuesta del estudiante con el movimiento del robot. El segundo evento fue el evento </w:t>
       </w:r>
       <w:r>
         <w:t>Puntaje Perfecto con Confeti</w:t>
@@ -182,16 +189,44 @@
         <w:t xml:space="preserve">, donde al responder todas las preguntas correctamente cae confeti en pantalla y aparece un mensaje especial de felicitación. El tercer evento fue el </w:t>
       </w:r>
       <w:r>
-        <w:t>Pista Automática a los 5 Segundos</w:t>
-      </w:r>
-      <w:r>
-        <w:t>, donde si el estudiante tarda más de 5 segundos en responder, aparece una pista en a</w:t>
-      </w:r>
-      <w:r>
-        <w:t>zul</w:t>
-      </w:r>
-      <w:r>
-        <w:t xml:space="preserve"> ayudándolo a encontrar la respuesta correcta.</w:t>
+        <w:t xml:space="preserve">Pista Automática a </w:t>
+      </w:r>
+      <w:r>
+        <w:lastRenderedPageBreak/>
+        <w:t>los 5 Segundos</w:t>
+      </w:r>
+      <w:r>
+        <w:t>, donde si el estudiante tarda más de 5 segundos en responder, aparece una pista en azul ayudándolo a encontrar la respuesta correcta.</w:t>
+      </w:r>
+    </w:p>
+    <w:p>
+      <w:pPr>
+        <w:rPr>
+          <w:b/>
+          <w:bCs/>
+        </w:rPr>
+      </w:pPr>
+      <w:r>
+        <w:rPr>
+          <w:b/>
+          <w:bCs/>
+        </w:rPr>
+        <w:t xml:space="preserve">Semana 9 – </w:t>
+      </w:r>
+      <w:r>
+        <w:rPr>
+          <w:b/>
+          <w:bCs/>
+        </w:rPr>
+        <w:t>Robots en movimiento: Prefabs, coleccionables y teclado</w:t>
+      </w:r>
+    </w:p>
+    <w:p>
+      <w:r>
+        <w:t>S</w:t>
+      </w:r>
+      <w:r>
+        <w:t>e convirtió el robot chef en un Prefab para poder reutilizarlo fácilmente en la escena, luego se le agregó un script llamado RobotMovimiento.cs que permite moverlo con las teclas WASD o las flechas del teclado activando sus animaciones según si se mueve o se detiene, y finalmente se crearon ingredientes coleccionables en forma de esferas amarillas que aparecen automáticamente cada 3 segundos en posiciones aleatorias usando un Spawner, y que al ser tocados por el robot se destruyen, suman puntos y hacen que el robot celebre.</w:t>
       </w:r>
     </w:p>
     <w:sectPr>
